--- a/docs/bancaria/tramites-bancaria.docx
+++ b/docs/bancaria/tramites-bancaria.docx
@@ -26150,8 +26150,8 @@
       <w:b/>
       <w:bCs/>
       <w:color w:val="0A1421"/>
-      <w:sz w:val="52"/>
-      <w:szCs w:val="52"/>
+      <w:sz w:val="48"/>
+      <w:szCs w:val="48"/>
     </w:rPr>
   </w:style>
   <w:style w:type="paragraph" w:styleId="Heading1">
@@ -26189,8 +26189,8 @@
       <w:b/>
       <w:bCs/>
       <w:color w:val="0A1421"/>
-      <w:sz w:val="29"/>
-      <w:szCs w:val="29"/>
+      <w:sz w:val="28"/>
+      <w:szCs w:val="28"/>
     </w:rPr>
   </w:style>
   <w:style w:type="paragraph" w:styleId="Heading3">
